--- a/Assessment/Testing on Live Application/Assessment.docx
+++ b/Assessment/Testing on Live Application/Assessment.docx
@@ -80,7 +80,15 @@
           <w:sz w:val="24"/>
           <w:szCs w:val="24"/>
         </w:rPr>
-        <w:t>Q1. Suitable SDLC Model</w:t>
+        <w:t xml:space="preserve">Q1. </w:t>
+      </w:r>
+      <w:r>
+        <w:rPr>
+          <w:color w:val="000000" w:themeColor="text1"/>
+          <w:sz w:val="24"/>
+          <w:szCs w:val="24"/>
+        </w:rPr>
+        <w:t>An online learning platform releases new courses every month. Identify the most suitable software development life cycle model and justify your choice.</w:t>
       </w:r>
     </w:p>
     <w:p>
@@ -126,7 +134,23 @@
           <w:sz w:val="24"/>
           <w:szCs w:val="24"/>
         </w:rPr>
-        <w:t>Q2. Testing Objectives – Course Purchase</w:t>
+        <w:t xml:space="preserve">Q2. </w:t>
+      </w:r>
+      <w:r>
+        <w:rPr>
+          <w:color w:val="000000" w:themeColor="text1"/>
+          <w:sz w:val="24"/>
+          <w:szCs w:val="24"/>
+        </w:rPr>
+        <w:t>For a course purchase feature, define testing objectives from a quality assurance perspective</w:t>
+      </w:r>
+      <w:r>
+        <w:rPr>
+          <w:color w:val="000000" w:themeColor="text1"/>
+          <w:sz w:val="24"/>
+          <w:szCs w:val="24"/>
+        </w:rPr>
+        <w:t>?</w:t>
       </w:r>
     </w:p>
     <w:p>
@@ -244,7 +268,23 @@
           <w:sz w:val="24"/>
           <w:szCs w:val="24"/>
         </w:rPr>
-        <w:t>Q3. Non-Functional Testing Importance</w:t>
+        <w:t xml:space="preserve">Q3. </w:t>
+      </w:r>
+      <w:r>
+        <w:rPr>
+          <w:color w:val="000000" w:themeColor="text1"/>
+          <w:sz w:val="24"/>
+          <w:szCs w:val="24"/>
+        </w:rPr>
+        <w:t>Explain how non-functional testing contributes to better learner experience</w:t>
+      </w:r>
+      <w:r>
+        <w:rPr>
+          <w:color w:val="000000" w:themeColor="text1"/>
+          <w:sz w:val="24"/>
+          <w:szCs w:val="24"/>
+        </w:rPr>
+        <w:t>?</w:t>
       </w:r>
     </w:p>
     <w:p>
@@ -362,7 +402,15 @@
           <w:sz w:val="24"/>
           <w:szCs w:val="24"/>
         </w:rPr>
-        <w:t>Q4. Making Acceptance Criteria Testable</w:t>
+        <w:t xml:space="preserve">Q4. </w:t>
+      </w:r>
+      <w:r>
+        <w:rPr>
+          <w:color w:val="000000" w:themeColor="text1"/>
+          <w:sz w:val="24"/>
+          <w:szCs w:val="24"/>
+        </w:rPr>
+        <w:t>During sprint execution, how should testers ensure acceptance criteria are testable?</w:t>
       </w:r>
     </w:p>
     <w:p>
@@ -449,744 +497,12 @@
     </w:p>
     <w:p>
       <w:pPr>
-        <w:pStyle w:val="Heading2"/>
-        <w:rPr>
-          <w:b w:val="0"/>
-          <w:bCs w:val="0"/>
-          <w:color w:val="000000" w:themeColor="text1"/>
-        </w:rPr>
-      </w:pPr>
-    </w:p>
-    <w:p>
-      <w:pPr>
-        <w:pStyle w:val="Heading2"/>
-        <w:rPr>
-          <w:b w:val="0"/>
-          <w:bCs w:val="0"/>
-          <w:color w:val="000000" w:themeColor="text1"/>
-        </w:rPr>
-      </w:pPr>
-    </w:p>
-    <w:p>
-      <w:pPr>
-        <w:pStyle w:val="Heading2"/>
-        <w:rPr>
-          <w:b w:val="0"/>
-          <w:bCs w:val="0"/>
-          <w:color w:val="000000" w:themeColor="text1"/>
-        </w:rPr>
-      </w:pPr>
-    </w:p>
-    <w:p>
-      <w:pPr>
-        <w:pStyle w:val="Heading2"/>
-        <w:rPr>
-          <w:b w:val="0"/>
-          <w:bCs w:val="0"/>
-          <w:color w:val="000000" w:themeColor="text1"/>
-        </w:rPr>
-      </w:pPr>
-    </w:p>
-    <w:p>
-      <w:pPr>
-        <w:pStyle w:val="Heading2"/>
-        <w:rPr>
-          <w:b w:val="0"/>
-          <w:bCs w:val="0"/>
-          <w:color w:val="000000" w:themeColor="text1"/>
-        </w:rPr>
-      </w:pPr>
-    </w:p>
-    <w:p>
-      <w:pPr>
-        <w:pStyle w:val="Heading2"/>
-        <w:rPr>
-          <w:b w:val="0"/>
-          <w:bCs w:val="0"/>
-          <w:color w:val="000000" w:themeColor="text1"/>
-        </w:rPr>
-      </w:pPr>
-      <w:r>
-        <w:rPr>
-          <w:b w:val="0"/>
-          <w:bCs w:val="0"/>
-          <w:color w:val="000000" w:themeColor="text1"/>
-        </w:rPr>
-        <w:lastRenderedPageBreak/>
-        <w:t>Q5. Payment Failure After Deployment – Severity and Priority Assignment</w:t>
-      </w:r>
-    </w:p>
-    <w:p>
-      <w:pPr>
-        <w:spacing w:before="80" w:after="80"/>
-        <w:rPr>
-          <w:color w:val="000000" w:themeColor="text1"/>
-        </w:rPr>
-      </w:pPr>
-    </w:p>
-    <w:tbl>
-      <w:tblPr>
-        <w:tblW w:w="9360" w:type="dxa"/>
-        <w:tblBorders>
-          <w:top w:val="single" w:sz="4" w:space="0" w:color="auto"/>
-          <w:left w:val="single" w:sz="4" w:space="0" w:color="auto"/>
-          <w:bottom w:val="single" w:sz="4" w:space="0" w:color="auto"/>
-          <w:right w:val="single" w:sz="4" w:space="0" w:color="auto"/>
-          <w:insideH w:val="single" w:sz="4" w:space="0" w:color="auto"/>
-          <w:insideV w:val="single" w:sz="4" w:space="0" w:color="auto"/>
-        </w:tblBorders>
-        <w:tblCellMar>
-          <w:left w:w="10" w:type="dxa"/>
-          <w:right w:w="10" w:type="dxa"/>
-        </w:tblCellMar>
-        <w:tblLook w:val="0000" w:firstRow="0" w:lastRow="0" w:firstColumn="0" w:lastColumn="0" w:noHBand="0" w:noVBand="0"/>
-      </w:tblPr>
-      <w:tblGrid>
-        <w:gridCol w:w="2200"/>
-        <w:gridCol w:w="2600"/>
-        <w:gridCol w:w="4560"/>
-      </w:tblGrid>
-      <w:tr>
-        <w:trPr>
-          <w:tblHeader/>
-        </w:trPr>
-        <w:tc>
-          <w:tcPr>
-            <w:tcW w:w="2200" w:type="dxa"/>
-            <w:tcBorders>
-              <w:top w:val="single" w:sz="1" w:space="0" w:color="2563A8"/>
-              <w:left w:val="single" w:sz="1" w:space="0" w:color="2563A8"/>
-              <w:bottom w:val="single" w:sz="1" w:space="0" w:color="2563A8"/>
-              <w:right w:val="single" w:sz="1" w:space="0" w:color="2563A8"/>
-            </w:tcBorders>
-            <w:shd w:val="clear" w:color="auto" w:fill="1F3864"/>
-            <w:tcMar>
-              <w:top w:w="80" w:type="dxa"/>
-              <w:left w:w="120" w:type="dxa"/>
-              <w:bottom w:w="80" w:type="dxa"/>
-              <w:right w:w="120" w:type="dxa"/>
-            </w:tcMar>
-            <w:vAlign w:val="center"/>
-          </w:tcPr>
-          <w:p>
-            <w:pPr>
-              <w:jc w:val="center"/>
-              <w:rPr>
-                <w:color w:val="000000" w:themeColor="text1"/>
-              </w:rPr>
-            </w:pPr>
-            <w:r>
-              <w:rPr>
-                <w:b/>
-                <w:bCs/>
-                <w:color w:val="000000" w:themeColor="text1"/>
-                <w:sz w:val="18"/>
-                <w:szCs w:val="18"/>
-              </w:rPr>
-              <w:t>Attribute</w:t>
-            </w:r>
-          </w:p>
-        </w:tc>
-        <w:tc>
-          <w:tcPr>
-            <w:tcW w:w="2600" w:type="dxa"/>
-            <w:tcBorders>
-              <w:top w:val="single" w:sz="1" w:space="0" w:color="2563A8"/>
-              <w:left w:val="single" w:sz="1" w:space="0" w:color="2563A8"/>
-              <w:bottom w:val="single" w:sz="1" w:space="0" w:color="2563A8"/>
-              <w:right w:val="single" w:sz="1" w:space="0" w:color="2563A8"/>
-            </w:tcBorders>
-            <w:shd w:val="clear" w:color="auto" w:fill="1F3864"/>
-            <w:tcMar>
-              <w:top w:w="80" w:type="dxa"/>
-              <w:left w:w="120" w:type="dxa"/>
-              <w:bottom w:w="80" w:type="dxa"/>
-              <w:right w:w="120" w:type="dxa"/>
-            </w:tcMar>
-            <w:vAlign w:val="center"/>
-          </w:tcPr>
-          <w:p>
-            <w:pPr>
-              <w:jc w:val="center"/>
-              <w:rPr>
-                <w:color w:val="000000" w:themeColor="text1"/>
-              </w:rPr>
-            </w:pPr>
-            <w:r>
-              <w:rPr>
-                <w:b/>
-                <w:bCs/>
-                <w:color w:val="000000" w:themeColor="text1"/>
-                <w:sz w:val="18"/>
-                <w:szCs w:val="18"/>
-              </w:rPr>
-              <w:t>Assignment</w:t>
-            </w:r>
-          </w:p>
-        </w:tc>
-        <w:tc>
-          <w:tcPr>
-            <w:tcW w:w="4560" w:type="dxa"/>
-            <w:tcBorders>
-              <w:top w:val="single" w:sz="1" w:space="0" w:color="2563A8"/>
-              <w:left w:val="single" w:sz="1" w:space="0" w:color="2563A8"/>
-              <w:bottom w:val="single" w:sz="1" w:space="0" w:color="2563A8"/>
-              <w:right w:val="single" w:sz="1" w:space="0" w:color="2563A8"/>
-            </w:tcBorders>
-            <w:shd w:val="clear" w:color="auto" w:fill="1F3864"/>
-            <w:tcMar>
-              <w:top w:w="80" w:type="dxa"/>
-              <w:left w:w="120" w:type="dxa"/>
-              <w:bottom w:w="80" w:type="dxa"/>
-              <w:right w:w="120" w:type="dxa"/>
-            </w:tcMar>
-            <w:vAlign w:val="center"/>
-          </w:tcPr>
-          <w:p>
-            <w:pPr>
-              <w:jc w:val="center"/>
-              <w:rPr>
-                <w:color w:val="000000" w:themeColor="text1"/>
-              </w:rPr>
-            </w:pPr>
-            <w:r>
-              <w:rPr>
-                <w:b/>
-                <w:bCs/>
-                <w:color w:val="000000" w:themeColor="text1"/>
-                <w:sz w:val="18"/>
-                <w:szCs w:val="18"/>
-              </w:rPr>
-              <w:t>Justification</w:t>
-            </w:r>
-          </w:p>
-        </w:tc>
-      </w:tr>
-      <w:tr>
-        <w:tc>
-          <w:tcPr>
-            <w:tcW w:w="2200" w:type="dxa"/>
-            <w:tcBorders>
-              <w:top w:val="single" w:sz="1" w:space="0" w:color="CCCCCC"/>
-              <w:left w:val="single" w:sz="1" w:space="0" w:color="CCCCCC"/>
-              <w:bottom w:val="single" w:sz="1" w:space="0" w:color="CCCCCC"/>
-              <w:right w:val="single" w:sz="1" w:space="0" w:color="CCCCCC"/>
-            </w:tcBorders>
-            <w:shd w:val="clear" w:color="auto" w:fill="F0F4FF"/>
-            <w:tcMar>
-              <w:top w:w="80" w:type="dxa"/>
-              <w:left w:w="120" w:type="dxa"/>
-              <w:bottom w:w="80" w:type="dxa"/>
-              <w:right w:w="120" w:type="dxa"/>
-            </w:tcMar>
-          </w:tcPr>
-          <w:p>
-            <w:pPr>
-              <w:rPr>
-                <w:color w:val="000000" w:themeColor="text1"/>
-              </w:rPr>
-            </w:pPr>
-            <w:r>
-              <w:rPr>
-                <w:color w:val="000000" w:themeColor="text1"/>
-                <w:sz w:val="18"/>
-                <w:szCs w:val="18"/>
-              </w:rPr>
-              <w:t>Severity</w:t>
-            </w:r>
-          </w:p>
-        </w:tc>
-        <w:tc>
-          <w:tcPr>
-            <w:tcW w:w="2600" w:type="dxa"/>
-            <w:tcBorders>
-              <w:top w:val="single" w:sz="1" w:space="0" w:color="CCCCCC"/>
-              <w:left w:val="single" w:sz="1" w:space="0" w:color="CCCCCC"/>
-              <w:bottom w:val="single" w:sz="1" w:space="0" w:color="CCCCCC"/>
-              <w:right w:val="single" w:sz="1" w:space="0" w:color="CCCCCC"/>
-            </w:tcBorders>
-            <w:shd w:val="clear" w:color="auto" w:fill="F0F4FF"/>
-            <w:tcMar>
-              <w:top w:w="80" w:type="dxa"/>
-              <w:left w:w="120" w:type="dxa"/>
-              <w:bottom w:w="80" w:type="dxa"/>
-              <w:right w:w="120" w:type="dxa"/>
-            </w:tcMar>
-          </w:tcPr>
-          <w:p>
-            <w:pPr>
-              <w:rPr>
-                <w:color w:val="000000" w:themeColor="text1"/>
-              </w:rPr>
-            </w:pPr>
-            <w:r>
-              <w:rPr>
-                <w:color w:val="000000" w:themeColor="text1"/>
-                <w:sz w:val="18"/>
-                <w:szCs w:val="18"/>
-              </w:rPr>
-              <w:t>Critical (S1)</w:t>
-            </w:r>
-          </w:p>
-        </w:tc>
-        <w:tc>
-          <w:tcPr>
-            <w:tcW w:w="4560" w:type="dxa"/>
-            <w:tcBorders>
-              <w:top w:val="single" w:sz="1" w:space="0" w:color="CCCCCC"/>
-              <w:left w:val="single" w:sz="1" w:space="0" w:color="CCCCCC"/>
-              <w:bottom w:val="single" w:sz="1" w:space="0" w:color="CCCCCC"/>
-              <w:right w:val="single" w:sz="1" w:space="0" w:color="CCCCCC"/>
-            </w:tcBorders>
-            <w:shd w:val="clear" w:color="auto" w:fill="F0F4FF"/>
-            <w:tcMar>
-              <w:top w:w="80" w:type="dxa"/>
-              <w:left w:w="120" w:type="dxa"/>
-              <w:bottom w:w="80" w:type="dxa"/>
-              <w:right w:w="120" w:type="dxa"/>
-            </w:tcMar>
-          </w:tcPr>
-          <w:p>
-            <w:pPr>
-              <w:rPr>
-                <w:color w:val="000000" w:themeColor="text1"/>
-              </w:rPr>
-            </w:pPr>
-            <w:r>
-              <w:rPr>
-                <w:color w:val="000000" w:themeColor="text1"/>
-                <w:sz w:val="18"/>
-                <w:szCs w:val="18"/>
-              </w:rPr>
-              <w:t>Payment failure directly blocks the core business transaction. Users cannot complete purchases, causing immediate revenue loss and severe user impact.</w:t>
-            </w:r>
-          </w:p>
-        </w:tc>
-      </w:tr>
-      <w:tr>
-        <w:tc>
-          <w:tcPr>
-            <w:tcW w:w="2200" w:type="dxa"/>
-            <w:tcBorders>
-              <w:top w:val="single" w:sz="1" w:space="0" w:color="CCCCCC"/>
-              <w:left w:val="single" w:sz="1" w:space="0" w:color="CCCCCC"/>
-              <w:bottom w:val="single" w:sz="1" w:space="0" w:color="CCCCCC"/>
-              <w:right w:val="single" w:sz="1" w:space="0" w:color="CCCCCC"/>
-            </w:tcBorders>
-            <w:shd w:val="clear" w:color="auto" w:fill="FFFFFF"/>
-            <w:tcMar>
-              <w:top w:w="80" w:type="dxa"/>
-              <w:left w:w="120" w:type="dxa"/>
-              <w:bottom w:w="80" w:type="dxa"/>
-              <w:right w:w="120" w:type="dxa"/>
-            </w:tcMar>
-          </w:tcPr>
-          <w:p>
-            <w:pPr>
-              <w:rPr>
-                <w:color w:val="000000" w:themeColor="text1"/>
-              </w:rPr>
-            </w:pPr>
-            <w:r>
-              <w:rPr>
-                <w:color w:val="000000" w:themeColor="text1"/>
-                <w:sz w:val="18"/>
-                <w:szCs w:val="18"/>
-              </w:rPr>
-              <w:t>Priority</w:t>
-            </w:r>
-          </w:p>
-        </w:tc>
-        <w:tc>
-          <w:tcPr>
-            <w:tcW w:w="2600" w:type="dxa"/>
-            <w:tcBorders>
-              <w:top w:val="single" w:sz="1" w:space="0" w:color="CCCCCC"/>
-              <w:left w:val="single" w:sz="1" w:space="0" w:color="CCCCCC"/>
-              <w:bottom w:val="single" w:sz="1" w:space="0" w:color="CCCCCC"/>
-              <w:right w:val="single" w:sz="1" w:space="0" w:color="CCCCCC"/>
-            </w:tcBorders>
-            <w:shd w:val="clear" w:color="auto" w:fill="FFFFFF"/>
-            <w:tcMar>
-              <w:top w:w="80" w:type="dxa"/>
-              <w:left w:w="120" w:type="dxa"/>
-              <w:bottom w:w="80" w:type="dxa"/>
-              <w:right w:w="120" w:type="dxa"/>
-            </w:tcMar>
-          </w:tcPr>
-          <w:p>
-            <w:pPr>
-              <w:rPr>
-                <w:color w:val="000000" w:themeColor="text1"/>
-              </w:rPr>
-            </w:pPr>
-            <w:r>
-              <w:rPr>
-                <w:color w:val="000000" w:themeColor="text1"/>
-                <w:sz w:val="18"/>
-                <w:szCs w:val="18"/>
-              </w:rPr>
-              <w:t>Priority 1 (P1 – Urgent)</w:t>
-            </w:r>
-          </w:p>
-        </w:tc>
-        <w:tc>
-          <w:tcPr>
-            <w:tcW w:w="4560" w:type="dxa"/>
-            <w:tcBorders>
-              <w:top w:val="single" w:sz="1" w:space="0" w:color="CCCCCC"/>
-              <w:left w:val="single" w:sz="1" w:space="0" w:color="CCCCCC"/>
-              <w:bottom w:val="single" w:sz="1" w:space="0" w:color="CCCCCC"/>
-              <w:right w:val="single" w:sz="1" w:space="0" w:color="CCCCCC"/>
-            </w:tcBorders>
-            <w:shd w:val="clear" w:color="auto" w:fill="FFFFFF"/>
-            <w:tcMar>
-              <w:top w:w="80" w:type="dxa"/>
-              <w:left w:w="120" w:type="dxa"/>
-              <w:bottom w:w="80" w:type="dxa"/>
-              <w:right w:w="120" w:type="dxa"/>
-            </w:tcMar>
-          </w:tcPr>
-          <w:p>
-            <w:pPr>
-              <w:rPr>
-                <w:color w:val="000000" w:themeColor="text1"/>
-              </w:rPr>
-            </w:pPr>
-            <w:r>
-              <w:rPr>
-                <w:color w:val="000000" w:themeColor="text1"/>
-                <w:sz w:val="18"/>
-                <w:szCs w:val="18"/>
-              </w:rPr>
-              <w:t>Immediate fix required. Every hour of downtime results in lost revenue, damaged brand reputation, and potential loss of customers to competitors.</w:t>
-            </w:r>
-          </w:p>
-        </w:tc>
-      </w:tr>
-      <w:tr>
-        <w:tc>
-          <w:tcPr>
-            <w:tcW w:w="2200" w:type="dxa"/>
-            <w:tcBorders>
-              <w:top w:val="single" w:sz="1" w:space="0" w:color="CCCCCC"/>
-              <w:left w:val="single" w:sz="1" w:space="0" w:color="CCCCCC"/>
-              <w:bottom w:val="single" w:sz="1" w:space="0" w:color="CCCCCC"/>
-              <w:right w:val="single" w:sz="1" w:space="0" w:color="CCCCCC"/>
-            </w:tcBorders>
-            <w:shd w:val="clear" w:color="auto" w:fill="F0F4FF"/>
-            <w:tcMar>
-              <w:top w:w="80" w:type="dxa"/>
-              <w:left w:w="120" w:type="dxa"/>
-              <w:bottom w:w="80" w:type="dxa"/>
-              <w:right w:w="120" w:type="dxa"/>
-            </w:tcMar>
-          </w:tcPr>
-          <w:p>
-            <w:pPr>
-              <w:rPr>
-                <w:color w:val="000000" w:themeColor="text1"/>
-              </w:rPr>
-            </w:pPr>
-            <w:r>
-              <w:rPr>
-                <w:color w:val="000000" w:themeColor="text1"/>
-                <w:sz w:val="18"/>
-                <w:szCs w:val="18"/>
-              </w:rPr>
-              <w:t>Impact</w:t>
-            </w:r>
-          </w:p>
-        </w:tc>
-        <w:tc>
-          <w:tcPr>
-            <w:tcW w:w="2600" w:type="dxa"/>
-            <w:tcBorders>
-              <w:top w:val="single" w:sz="1" w:space="0" w:color="CCCCCC"/>
-              <w:left w:val="single" w:sz="1" w:space="0" w:color="CCCCCC"/>
-              <w:bottom w:val="single" w:sz="1" w:space="0" w:color="CCCCCC"/>
-              <w:right w:val="single" w:sz="1" w:space="0" w:color="CCCCCC"/>
-            </w:tcBorders>
-            <w:shd w:val="clear" w:color="auto" w:fill="F0F4FF"/>
-            <w:tcMar>
-              <w:top w:w="80" w:type="dxa"/>
-              <w:left w:w="120" w:type="dxa"/>
-              <w:bottom w:w="80" w:type="dxa"/>
-              <w:right w:w="120" w:type="dxa"/>
-            </w:tcMar>
-          </w:tcPr>
-          <w:p>
-            <w:pPr>
-              <w:rPr>
-                <w:color w:val="000000" w:themeColor="text1"/>
-              </w:rPr>
-            </w:pPr>
-            <w:r>
-              <w:rPr>
-                <w:color w:val="000000" w:themeColor="text1"/>
-                <w:sz w:val="18"/>
-                <w:szCs w:val="18"/>
-              </w:rPr>
-              <w:t>Business Critical</w:t>
-            </w:r>
-          </w:p>
-        </w:tc>
-        <w:tc>
-          <w:tcPr>
-            <w:tcW w:w="4560" w:type="dxa"/>
-            <w:tcBorders>
-              <w:top w:val="single" w:sz="1" w:space="0" w:color="CCCCCC"/>
-              <w:left w:val="single" w:sz="1" w:space="0" w:color="CCCCCC"/>
-              <w:bottom w:val="single" w:sz="1" w:space="0" w:color="CCCCCC"/>
-              <w:right w:val="single" w:sz="1" w:space="0" w:color="CCCCCC"/>
-            </w:tcBorders>
-            <w:shd w:val="clear" w:color="auto" w:fill="F0F4FF"/>
-            <w:tcMar>
-              <w:top w:w="80" w:type="dxa"/>
-              <w:left w:w="120" w:type="dxa"/>
-              <w:bottom w:w="80" w:type="dxa"/>
-              <w:right w:w="120" w:type="dxa"/>
-            </w:tcMar>
-          </w:tcPr>
-          <w:p>
-            <w:pPr>
-              <w:rPr>
-                <w:color w:val="000000" w:themeColor="text1"/>
-              </w:rPr>
-            </w:pPr>
-            <w:r>
-              <w:rPr>
-                <w:color w:val="000000" w:themeColor="text1"/>
-                <w:sz w:val="18"/>
-                <w:szCs w:val="18"/>
-              </w:rPr>
-              <w:t>Affects the platform's primary revenue stream. Regulatory and financial compliance may also be at risk.</w:t>
-            </w:r>
-          </w:p>
-        </w:tc>
-      </w:tr>
-      <w:tr>
-        <w:tc>
-          <w:tcPr>
-            <w:tcW w:w="2200" w:type="dxa"/>
-            <w:tcBorders>
-              <w:top w:val="single" w:sz="1" w:space="0" w:color="CCCCCC"/>
-              <w:left w:val="single" w:sz="1" w:space="0" w:color="CCCCCC"/>
-              <w:bottom w:val="single" w:sz="1" w:space="0" w:color="CCCCCC"/>
-              <w:right w:val="single" w:sz="1" w:space="0" w:color="CCCCCC"/>
-            </w:tcBorders>
-            <w:shd w:val="clear" w:color="auto" w:fill="FFFFFF"/>
-            <w:tcMar>
-              <w:top w:w="80" w:type="dxa"/>
-              <w:left w:w="120" w:type="dxa"/>
-              <w:bottom w:w="80" w:type="dxa"/>
-              <w:right w:w="120" w:type="dxa"/>
-            </w:tcMar>
-          </w:tcPr>
-          <w:p>
-            <w:pPr>
-              <w:rPr>
-                <w:color w:val="000000" w:themeColor="text1"/>
-              </w:rPr>
-            </w:pPr>
-            <w:r>
-              <w:rPr>
-                <w:color w:val="000000" w:themeColor="text1"/>
-                <w:sz w:val="18"/>
-                <w:szCs w:val="18"/>
-              </w:rPr>
-              <w:t>Resolution SLA</w:t>
-            </w:r>
-          </w:p>
-        </w:tc>
-        <w:tc>
-          <w:tcPr>
-            <w:tcW w:w="2600" w:type="dxa"/>
-            <w:tcBorders>
-              <w:top w:val="single" w:sz="1" w:space="0" w:color="CCCCCC"/>
-              <w:left w:val="single" w:sz="1" w:space="0" w:color="CCCCCC"/>
-              <w:bottom w:val="single" w:sz="1" w:space="0" w:color="CCCCCC"/>
-              <w:right w:val="single" w:sz="1" w:space="0" w:color="CCCCCC"/>
-            </w:tcBorders>
-            <w:shd w:val="clear" w:color="auto" w:fill="FFFFFF"/>
-            <w:tcMar>
-              <w:top w:w="80" w:type="dxa"/>
-              <w:left w:w="120" w:type="dxa"/>
-              <w:bottom w:w="80" w:type="dxa"/>
-              <w:right w:w="120" w:type="dxa"/>
-            </w:tcMar>
-          </w:tcPr>
-          <w:p>
-            <w:pPr>
-              <w:rPr>
-                <w:color w:val="000000" w:themeColor="text1"/>
-              </w:rPr>
-            </w:pPr>
-            <w:r>
-              <w:rPr>
-                <w:color w:val="000000" w:themeColor="text1"/>
-                <w:sz w:val="18"/>
-                <w:szCs w:val="18"/>
-              </w:rPr>
-              <w:t>Immediate (&lt; 4 hours)</w:t>
-            </w:r>
-          </w:p>
-        </w:tc>
-        <w:tc>
-          <w:tcPr>
-            <w:tcW w:w="4560" w:type="dxa"/>
-            <w:tcBorders>
-              <w:top w:val="single" w:sz="1" w:space="0" w:color="CCCCCC"/>
-              <w:left w:val="single" w:sz="1" w:space="0" w:color="CCCCCC"/>
-              <w:bottom w:val="single" w:sz="1" w:space="0" w:color="CCCCCC"/>
-              <w:right w:val="single" w:sz="1" w:space="0" w:color="CCCCCC"/>
-            </w:tcBorders>
-            <w:shd w:val="clear" w:color="auto" w:fill="FFFFFF"/>
-            <w:tcMar>
-              <w:top w:w="80" w:type="dxa"/>
-              <w:left w:w="120" w:type="dxa"/>
-              <w:bottom w:w="80" w:type="dxa"/>
-              <w:right w:w="120" w:type="dxa"/>
-            </w:tcMar>
-          </w:tcPr>
-          <w:p>
-            <w:pPr>
-              <w:rPr>
-                <w:color w:val="000000" w:themeColor="text1"/>
-              </w:rPr>
-            </w:pPr>
-            <w:r>
-              <w:rPr>
-                <w:color w:val="000000" w:themeColor="text1"/>
-                <w:sz w:val="18"/>
-                <w:szCs w:val="18"/>
-              </w:rPr>
-              <w:t xml:space="preserve">Must be </w:t>
-            </w:r>
-            <w:proofErr w:type="spellStart"/>
-            <w:r>
-              <w:rPr>
-                <w:color w:val="000000" w:themeColor="text1"/>
-                <w:sz w:val="18"/>
-                <w:szCs w:val="18"/>
-              </w:rPr>
-              <w:t>hotfixed</w:t>
-            </w:r>
-            <w:proofErr w:type="spellEnd"/>
-            <w:r>
-              <w:rPr>
-                <w:color w:val="000000" w:themeColor="text1"/>
-                <w:sz w:val="18"/>
-                <w:szCs w:val="18"/>
-              </w:rPr>
-              <w:t xml:space="preserve"> and redeployed immediately. A rollback to the previous stable version should be considered.</w:t>
-            </w:r>
-          </w:p>
-        </w:tc>
-      </w:tr>
-    </w:tbl>
-    <w:p>
-      <w:pPr>
-        <w:spacing w:before="80" w:after="80"/>
-        <w:rPr>
-          <w:color w:val="000000" w:themeColor="text1"/>
-        </w:rPr>
-      </w:pPr>
-    </w:p>
-    <w:p>
-      <w:pPr>
-        <w:spacing w:before="180" w:after="60"/>
-        <w:rPr>
-          <w:color w:val="000000" w:themeColor="text1"/>
-        </w:rPr>
-      </w:pPr>
-      <w:r>
         <w:rPr>
           <w:b/>
           <w:bCs/>
           <w:color w:val="000000" w:themeColor="text1"/>
-          <w:sz w:val="22"/>
-          <w:szCs w:val="22"/>
-        </w:rPr>
-        <w:t>Additional Notes:</w:t>
-      </w:r>
-    </w:p>
-    <w:p>
-      <w:pPr>
-        <w:pStyle w:val="ListParagraph"/>
-        <w:numPr>
-          <w:ilvl w:val="0"/>
-          <w:numId w:val="2"/>
-        </w:numPr>
-        <w:spacing w:before="40" w:after="40"/>
-        <w:rPr>
-          <w:color w:val="000000" w:themeColor="text1"/>
-        </w:rPr>
-      </w:pPr>
-      <w:r>
-        <w:rPr>
-          <w:color w:val="000000" w:themeColor="text1"/>
-        </w:rPr>
-        <w:t>A hotfix branch should be created immediately and the fix deployed after emergency regression testing.</w:t>
-      </w:r>
-    </w:p>
-    <w:p>
-      <w:pPr>
-        <w:pStyle w:val="ListParagraph"/>
-        <w:numPr>
-          <w:ilvl w:val="0"/>
-          <w:numId w:val="2"/>
-        </w:numPr>
-        <w:spacing w:before="40" w:after="40"/>
-        <w:rPr>
-          <w:color w:val="000000" w:themeColor="text1"/>
-        </w:rPr>
-      </w:pPr>
-      <w:r>
-        <w:rPr>
-          <w:color w:val="000000" w:themeColor="text1"/>
-        </w:rPr>
-        <w:t>Stakeholders must be notified and a post-mortem analysis conducted to prevent recurrence.</w:t>
-      </w:r>
-    </w:p>
-    <w:p>
-      <w:pPr>
-        <w:pStyle w:val="ListParagraph"/>
-        <w:numPr>
-          <w:ilvl w:val="0"/>
-          <w:numId w:val="2"/>
-        </w:numPr>
-        <w:spacing w:before="40" w:after="40"/>
-        <w:rPr>
-          <w:color w:val="000000" w:themeColor="text1"/>
-        </w:rPr>
-      </w:pPr>
-      <w:r>
-        <w:rPr>
-          <w:color w:val="000000" w:themeColor="text1"/>
-        </w:rPr>
-        <w:t>Root cause analysis: Check recent code changes to payment gateway integration, API keys, and environment configuration.</w:t>
-      </w:r>
-    </w:p>
-    <w:p>
-      <w:pPr>
-        <w:spacing w:before="80" w:after="80"/>
-        <w:rPr>
-          <w:color w:val="000000" w:themeColor="text1"/>
-        </w:rPr>
-      </w:pPr>
-    </w:p>
-    <w:p>
-      <w:pPr>
-        <w:rPr>
-          <w:color w:val="000000" w:themeColor="text1"/>
-        </w:rPr>
-      </w:pPr>
-    </w:p>
-    <w:p>
-      <w:pPr>
-        <w:rPr>
-          <w:color w:val="000000" w:themeColor="text1"/>
+          <w:sz w:val="28"/>
+          <w:szCs w:val="28"/>
         </w:rPr>
       </w:pPr>
     </w:p>
@@ -1271,6 +587,7 @@
         <w:rPr>
           <w:color w:val="000000" w:themeColor="text1"/>
         </w:rPr>
+        <w:lastRenderedPageBreak/>
         <w:t>Review Business Requirements Document (BRD) for the Student Login feature.</w:t>
       </w:r>
     </w:p>
@@ -1513,7 +830,6 @@
         <w:rPr>
           <w:color w:val="000000" w:themeColor="text1"/>
         </w:rPr>
-        <w:lastRenderedPageBreak/>
         <w:t>Apply Equivalence Partitioning and Boundary Value Analysis for input fields.</w:t>
       </w:r>
     </w:p>
@@ -3463,7 +2779,6 @@
           <w:sz w:val="22"/>
           <w:szCs w:val="22"/>
         </w:rPr>
-        <w:lastRenderedPageBreak/>
         <w:t>Boundary Value Analysis</w:t>
       </w:r>
     </w:p>
@@ -5358,7 +4673,16 @@
                 <w:sz w:val="18"/>
                 <w:szCs w:val="18"/>
               </w:rPr>
-              <w:t>Relevant courses matching 'Python' filtered by Beginner level are displayed with title, instructor, rating, and price</w:t>
+              <w:t xml:space="preserve">Relevant courses matching 'Python' filtered by Beginner </w:t>
+            </w:r>
+            <w:r>
+              <w:rPr>
+                <w:color w:val="000000" w:themeColor="text1"/>
+                <w:sz w:val="18"/>
+                <w:szCs w:val="18"/>
+              </w:rPr>
+              <w:lastRenderedPageBreak/>
+              <w:t>level are displayed with title, instructor, rating, and price</w:t>
             </w:r>
           </w:p>
         </w:tc>
@@ -5391,7 +4715,17 @@
                 <w:sz w:val="18"/>
                 <w:szCs w:val="18"/>
               </w:rPr>
-              <w:t>Video plays without buffering, controls (play/pause/seek) work correctly, and progress bar updates accurately to reflect watched time</w:t>
+              <w:lastRenderedPageBreak/>
+              <w:t xml:space="preserve">Video plays without buffering, controls (play/pause/seek) </w:t>
+            </w:r>
+            <w:r>
+              <w:rPr>
+                <w:color w:val="000000" w:themeColor="text1"/>
+                <w:sz w:val="18"/>
+                <w:szCs w:val="18"/>
+              </w:rPr>
+              <w:lastRenderedPageBreak/>
+              <w:t>work correctly, and progress bar updates accurately to reflect watched time</w:t>
             </w:r>
           </w:p>
         </w:tc>
@@ -5424,7 +4758,17 @@
                 <w:sz w:val="18"/>
                 <w:szCs w:val="18"/>
               </w:rPr>
-              <w:t>Quiz submits successfully, score is calculated correctly, pass/fail result is displayed, and score is saved in the learner's profile</w:t>
+              <w:lastRenderedPageBreak/>
+              <w:t xml:space="preserve">Quiz submits successfully, score is calculated correctly, </w:t>
+            </w:r>
+            <w:r>
+              <w:rPr>
+                <w:color w:val="000000" w:themeColor="text1"/>
+                <w:sz w:val="18"/>
+                <w:szCs w:val="18"/>
+              </w:rPr>
+              <w:lastRenderedPageBreak/>
+              <w:t>pass/fail result is displayed, and score is saved in the learner's profile</w:t>
             </w:r>
           </w:p>
         </w:tc>
@@ -5459,6 +4803,7 @@
                 <w:sz w:val="18"/>
                 <w:szCs w:val="18"/>
               </w:rPr>
+              <w:lastRenderedPageBreak/>
               <w:t>Actual Result</w:t>
             </w:r>
           </w:p>
@@ -6080,7 +5425,6 @@
                 <w:sz w:val="18"/>
                 <w:szCs w:val="18"/>
               </w:rPr>
-              <w:lastRenderedPageBreak/>
               <w:t>Severity</w:t>
             </w:r>
           </w:p>
@@ -7283,6 +6627,7 @@
                 <w:sz w:val="18"/>
                 <w:szCs w:val="18"/>
               </w:rPr>
+              <w:lastRenderedPageBreak/>
               <w:t>Field</w:t>
             </w:r>
           </w:p>
@@ -7952,12 +7297,20 @@
           <w:color w:val="000000" w:themeColor="text1"/>
         </w:rPr>
       </w:pPr>
-      <w:r>
-        <w:rPr>
-          <w:color w:val="000000" w:themeColor="text1"/>
-        </w:rPr>
-        <w:br w:type="page"/>
-      </w:r>
+    </w:p>
+    <w:p>
+      <w:pPr>
+        <w:rPr>
+          <w:color w:val="000000" w:themeColor="text1"/>
+        </w:rPr>
+      </w:pPr>
+    </w:p>
+    <w:p>
+      <w:pPr>
+        <w:rPr>
+          <w:color w:val="000000" w:themeColor="text1"/>
+        </w:rPr>
+      </w:pPr>
       <w:r>
         <w:rPr>
           <w:b/>
@@ -7966,7 +7319,6 @@
           <w:sz w:val="28"/>
           <w:szCs w:val="28"/>
         </w:rPr>
-        <w:lastRenderedPageBreak/>
         <w:t>SECTION C: Mini Capstone Project – End-to-End Testing Case Study</w:t>
       </w:r>
     </w:p>
@@ -8894,6 +8246,7 @@
                 <w:sz w:val="18"/>
                 <w:szCs w:val="18"/>
               </w:rPr>
+              <w:lastRenderedPageBreak/>
               <w:t>Risks</w:t>
             </w:r>
           </w:p>
@@ -9925,7 +9278,6 @@
                 <w:sz w:val="18"/>
                 <w:szCs w:val="18"/>
               </w:rPr>
-              <w:lastRenderedPageBreak/>
               <w:t>REQ-004</w:t>
             </w:r>
           </w:p>
@@ -11782,6 +11134,7 @@
                 <w:sz w:val="18"/>
                 <w:szCs w:val="18"/>
               </w:rPr>
+              <w:lastRenderedPageBreak/>
               <w:t>2</w:t>
             </w:r>
           </w:p>
@@ -12519,16 +11872,7 @@
                 <w:sz w:val="18"/>
                 <w:szCs w:val="18"/>
               </w:rPr>
-              <w:t xml:space="preserve">Enter valid payment details </w:t>
-            </w:r>
-            <w:r>
-              <w:rPr>
-                <w:color w:val="000000" w:themeColor="text1"/>
-                <w:sz w:val="18"/>
-                <w:szCs w:val="18"/>
-              </w:rPr>
-              <w:lastRenderedPageBreak/>
-              <w:t>and confirm purchase</w:t>
+              <w:t>Enter valid payment details and confirm purchase</w:t>
             </w:r>
           </w:p>
         </w:tc>
@@ -12561,7 +11905,6 @@
                 <w:sz w:val="18"/>
                 <w:szCs w:val="18"/>
               </w:rPr>
-              <w:lastRenderedPageBreak/>
               <w:t>Card: 4111 1111 1111 1111 Expiry: 12/26 CVV: 123</w:t>
             </w:r>
           </w:p>
@@ -12595,16 +11938,7 @@
                 <w:sz w:val="18"/>
                 <w:szCs w:val="18"/>
               </w:rPr>
-              <w:t xml:space="preserve">Payment is processed successfully. Confirmation page </w:t>
-            </w:r>
-            <w:r>
-              <w:rPr>
-                <w:color w:val="000000" w:themeColor="text1"/>
-                <w:sz w:val="18"/>
-                <w:szCs w:val="18"/>
-              </w:rPr>
-              <w:lastRenderedPageBreak/>
-              <w:t>shows 'Purchase Successful' with order ID and confirmation email sent</w:t>
+              <w:t>Payment is processed successfully. Confirmation page shows 'Purchase Successful' with order ID and confirmation email sent</w:t>
             </w:r>
           </w:p>
         </w:tc>
@@ -12637,7 +11971,6 @@
                 <w:sz w:val="18"/>
                 <w:szCs w:val="18"/>
               </w:rPr>
-              <w:lastRenderedPageBreak/>
               <w:t>PASS</w:t>
             </w:r>
           </w:p>
@@ -13734,6 +13067,7 @@
                 <w:sz w:val="18"/>
                 <w:szCs w:val="18"/>
               </w:rPr>
+              <w:lastRenderedPageBreak/>
               <w:t>Section</w:t>
             </w:r>
           </w:p>
@@ -14493,7 +13827,6 @@
                 <w:sz w:val="18"/>
                 <w:szCs w:val="18"/>
               </w:rPr>
-              <w:lastRenderedPageBreak/>
               <w:t>Test Cases Failed</w:t>
             </w:r>
           </w:p>
@@ -16207,6 +15540,7 @@
                 <w:sz w:val="18"/>
                 <w:szCs w:val="18"/>
               </w:rPr>
+              <w:lastRenderedPageBreak/>
               <w:t>Conditions</w:t>
             </w:r>
           </w:p>
@@ -16346,14 +15680,6 @@
           <w:color w:val="000000" w:themeColor="text1"/>
         </w:rPr>
       </w:pPr>
-      <w:r>
-        <w:rPr>
-          <w:color w:val="000000" w:themeColor="text1"/>
-          <w:sz w:val="16"/>
-          <w:szCs w:val="16"/>
-        </w:rPr>
-        <w:t>© TOPS Technologies | Software Testing Assessment – A1 | Online Learning Platform</w:t>
-      </w:r>
     </w:p>
     <w:sectPr>
       <w:pgSz w:w="12240" w:h="15840"/>
@@ -17061,7 +16387,6 @@
   <w:style w:type="character" w:default="1" w:styleId="DefaultParagraphFont">
     <w:name w:val="Default Paragraph Font"/>
     <w:uiPriority w:val="1"/>
-    <w:semiHidden/>
     <w:unhideWhenUsed/>
   </w:style>
   <w:style w:type="table" w:default="1" w:styleId="TableNormal">
